--- a/bai-bao-Q1/FullDraft_Q3_SongNgu_v1_08062026.docx
+++ b/bai-bao-Q1/FullDraft_Q3_SongNgu_v1_08062026.docx
@@ -90,7 +90,7 @@
           <w:rFonts w:ascii="Times New Roman" w:hAnsi="Times New Roman"/>
           <w:sz w:val="22"/>
         </w:rPr>
-        <w:t>Adolescent anxiety disorders are consistently more prevalent among girls than boys in international epidemiological studies, with the gender gap emerging around puberty. However, the largest cross-national study to date — Jefferies &amp; Ungar (2020), with 6,825 participants aged 16-29 across seven countries — found no overall gender difference in Social Anxiety Disorder among young adults. Our preliminary data on 1,352 Vietnamese lower secondary students (ages 11-14) show female-higher scores on SAD, raising a fundamental research question: are the risk-protective pathways that predict anxiety invariant across gender in early adolescence?</w:t>
+        <w:t>Adolescent anxiety disorders are consistently more prevalent among girls than boys in international epidemiological studies, with the gender gap emerging around puberty. However, the largest cross-national study to date — Jefferies &amp; Ungar (2020), with 6,825 participants aged 16-29 across seven countries — found no overall gender difference in Social Anxiety Disorder among young adults. Our preliminary data on 1,352 Vietnamese lower secondary students (ages 11-14) show female-higher scores on SAD, raising a central research question: are the risk-protective pathways that predict anxiety invariant across gender in early adolescence?</w:t>
       </w:r>
     </w:p>
     <w:p>
@@ -324,7 +324,7 @@
           <w:rFonts w:ascii="Times New Roman" w:hAnsi="Times New Roman"/>
           <w:sz w:val="22"/>
         </w:rPr>
-        <w:t>Anxiety disorders are among the most common mental health conditions in adolescence, affecting approximately 8-12% of youth worldwide. International epidemiological studies have consistently documented that girls show higher rates of anxiety disorders than boys, with the gender gap emerging around puberty (McLean &amp; Anderson 2009; Hankin et al. 2007). The U.S. National Comorbidity Survey Replication reported that approximately half of all lifetime anxiety disorders have an onset by age 14 (Kessler et al. 2005), and girls reach peak vulnerability earlier than boys. This robust finding has motivated decades of research into the developmental and biopsychosocial mechanisms underlying gendered patterns of anxiety risk.</w:t>
+        <w:t>Anxiety disorders are among the most common mental health conditions in adolescence, affecting approximately 8-12% of youth worldwide. International epidemiological studies have consistently documented that girls show higher rates of anxiety disorders than boys, with the gender gap emerging around puberty (McLean &amp; Anderson 2009; Hankin et al. 2007). The U.S. National Comorbidity Survey Replication reported that approximately half of all lifetime anxiety disorders have an onset by age 14 (Kessler et al. 2005), and girls reach peak vulnerability earlier than boys. Mô hình vững finding has motivated decades of research into the developmental and biopsychosocial mechanisms underlying gendered patterns of anxiety risk.</w:t>
       </w:r>
     </w:p>
     <w:p>
@@ -398,7 +398,7 @@
           <w:rFonts w:ascii="Times New Roman" w:hAnsi="Times New Roman"/>
           <w:sz w:val="22"/>
         </w:rPr>
-        <w:t>We propose three theoretical mechanisms that, individually or in combination, may explain why gender differences in anxiety appear in early adolescence (ages 11-14) yet disappear or attenuate in young adulthood (ages 16-29). The first mechanism — developmental peak vulnerability — draws on Hill &amp; Lynch's (1983) gender role intensification hypothesis and Rose's (2002) co-rumination research. Both phenomena reach their highest expression in middle school years (approximately ages 11-14), creating a developmental window in which girls become especially vulnerable to social-evaluative anxiety. Gender role intensification refers to the increased pressure adolescent girls face to conform to feminine norms (passivity, agreeableness, appearance focus). Co-rumination refers to the tendency of female adolescent friendships to dwell repeatedly on shared worries — a pattern that can intensify anxiety even while strengthening friendship bonds.</w:t>
+        <w:t>Có ba cơ chế lý thuyết — đứng riêng lẻ hoặc kết hợp — có thể lý giải vì sao khác biệt giới về lo âu xuất hiện rõ ở giai đoạn đầu tuổi vị thành niên (11-14) rồi mờ đi hoặc biến mất ở giai đoạn thanh niên (16-29). Đầu tiên là cơ chế đỉnh điểm tổn thương phát triển — dựa trên on Hill &amp; Lynch's (1983) gender role intensification hypothesis and Rose's (2002) co-rumination research. Both phenomena reach their highest expression in middle school years (approximately ages 11-14), creating a developmental window in which girls become especially vulnerable to social-evaluative anxiety. Gender role intensification refers to the increased pressure adolescent girls face to conform to feminine norms (passivity, agreeableness, appearance focus). Co-rumination refers to the tendency of female adolescent friendships to dwell repeatedly on shared worries — a pattern that can intensify anxiety even while strengthening friendship bonds.</w:t>
       </w:r>
     </w:p>
     <w:p>
@@ -532,7 +532,7 @@
           <w:rFonts w:ascii="Times New Roman" w:hAnsi="Times New Roman"/>
           <w:sz w:val="22"/>
         </w:rPr>
-        <w:t>Together, these two tests provide a fine-grained map of where gender matters and where it does not. This is substantively far more informative than simply reporting that "girls scored higher on average." For example, if measurement is invariant but the bullying → SAD pathway is stronger in girls, this implies that the SAME experience of being bullied translates into more severe social anxiety symptoms for girls — a finding with direct practical implications for intervention design. By contrast, if bullying → SAD is equivalent across gender but girls simply experience more bullying, the implication is different — reducing bullying exposure would close the gap. Multi-group SEM can distinguish these alternatives; t-tests cannot.</w:t>
+        <w:t>Hai kiểm định này cho thấy chính xác giới có vai trò ở những đường dẫn nào và không có vai trò ở đâu. Đây là thông tin có giá trị thực chất hơn hẳn so với chỉ báo cáo "nữ có điểm trung bình cao hơn". Chẳng hạn, nếu measurement is invariant but the bullying → SAD pathway is stronger in girls, this implies that the SAME experience of being bullied translates into more severe social anxiety symptoms for girls — a finding with direct practical implications for intervention design. By contrast, if bullying → SAD is equivalent across gender but girls simply experience more bullying, the implication is different — reducing bullying exposure would close the gap. Multi-group SEM can distinguish these alternatives; t-tests cannot.</w:t>
       </w:r>
     </w:p>
     <w:p>
@@ -1344,7 +1344,7 @@
           <w:color w:val="333333"/>
           <w:sz w:val="22"/>
         </w:rPr>
-        <w:t>Trong nghiên cứu này, chúng tôi đã kiểm chứng liệu mô hình SEM tích hợp nguy cơ-bảo vệ mà chúng tôi đã thiết lập trước đó trên mẫu gộp 1.352 học sinh trung học cơ sở Việt Nam (Q2, R² = 0,598) có giữ nguyên bằng nhau cho nam và nữ không. SEM đa nhóm cho thấy [CHỜ XÁC NHẬN: kết quả bất biến thang đo], [CHỜ XÁC NHẬN: kết quả bất biến cấu trúc], và [CHỜ XÁC NHẬN: kết quả mô hình bậc cao]. Mô hình các đường dẫn không bất biến chỉ ra rằng [CHỜ XÁC NHẬN: diễn giải thực chất].</w:t>
+        <w:t>Trong nghiên cứu này, chúng tôi đã kiểm chứng liệu mô hình SEM tích hợp nguy cơ-bảo vệ mà chúng tôi đã thiết lập trước đó trên mẫu gộp 1.352 học sinh trung học cơ sở Việt Nam (Q2, R² = 0,598) có giữ nguyên bằng nhau cho nam và nữ không. SEM đa nhóm cho thấy [CHỜ XÁC NHẬN: kết quả bất biến thang đo], [CHỜ XÁC NHẬN: kết quả bất biến cấu trúc], và [CHỜ XÁC NHẬN: kết quả mô hình bậc cao]. Cụ thể, mô hình các đường dẫn không bất biến chỉ ra rằng [CHỜ XÁC NHẬN: diễn giải thực chất].</w:t>
       </w:r>
     </w:p>
     <w:p>
@@ -1372,7 +1372,7 @@
           <w:rFonts w:ascii="Times New Roman" w:hAnsi="Times New Roman"/>
           <w:sz w:val="22"/>
         </w:rPr>
-        <w:t>Our finding of gender differences in early-adolescent SAD diverges from the null gender effect reported by Jefferies &amp; Ungar (2020) in young adults aged 16-29 across seven countries. We propose six lines of argument — four substantive and two methodological — to reconcile this discrepancy.</w:t>
+        <w:t>Phát hiện khác biệt giới trong SAD ở giai đoạn đầu vị thành niên của chúng tôi khác với kết quả không có khác biệt giới của Jefferies &amp; Ungar (2020) trên thanh niên 16-29 tuổi ở bảy quốc gia. Chúng tôi đưa ra sáu lý lẽ — bốn lý lẽ thực chất và hai lý lẽ phương pháp — để hòa giải sự khác biệt này.</w:t>
       </w:r>
     </w:p>
     <w:p>

--- a/bai-bao-Q1/FullDraft_Q3_SongNgu_v1_08062026.docx
+++ b/bai-bao-Q1/FullDraft_Q3_SongNgu_v1_08062026.docx
@@ -414,7 +414,7 @@
           <w:color w:val="333333"/>
           <w:sz w:val="22"/>
         </w:rPr>
-        <w:t>Chúng tôi đề xuất ba cơ chế lý thuyết — riêng lẻ hoặc kết hợp — có thể giải thích vì sao khác biệt giới trong lo âu xuất hiện ở giai đoạn đầu tuổi vị thành niên (11-14) nhưng biến mất hoặc giảm đi ở giai đoạn thanh niên (16-29). Cơ chế thứ nhất — đỉnh điểm tổn thương phát triển — dựa trên giả thuyết gia tăng vai trò giới của Hill &amp; Lynch (1983) và nghiên cứu co-rumination của Rose (2002). Cả hai hiện tượng đều đạt biểu hiện cao nhất trong những năm trung học cơ sở (khoảng 11-14 tuổi), tạo ra một cửa sổ phát triển trong đó nữ trở nên đặc biệt dễ tổn thương trước lo âu liên quan đến đánh giá xã hội. Gia tăng vai trò giới chỉ áp lực ngày càng tăng mà nữ vị thành niên phải tuân theo các chuẩn mực nữ tính (thụ động, dễ chiều, chú trọng ngoại hình). Co-rumination — cùng nhau day dứt — chỉ xu hướng tình bạn của nữ vị thành niên đào sâu lặp đi lặp lại các lo lắng chung — mẫu hình có thể làm lo âu mạnh hơn ngay cả khi củng cố mối quan hệ bạn bè.</w:t>
+        <w:t>Chúng tôi đề xuất ba cơ chế lý thuyết — riêng lẻ hoặc kết hợp — có thể giải thích vì sao khác biệt giới trong lo âu xuất hiện ở giai đoạn đầu tuổi vị thành niên (11-14) nhưng biến mất hoặc giảm đi ở giai đoạn thanh niên (16-29). Cơ chế thứ nhất — đỉnh điểm tổn thương phát triển — dựa trên giả thuyết gia tăng vai trò giới của Hill &amp; Lynch (1983) và nghiên cứu co-rumination của Rose (2002). Cả hai hiện tượng đều đạt biểu hiện cao nhất trong những năm trung học cơ sở (khoảng 11-14 tuổi), tạo ra một cửa sổ phát triển trong đó nữ trở nên đặc biệt dễ tổn thương trước lo âu liên quan đến đánh giá xã hội. Gia tăng vai trò giới chỉ áp lực ngày càng tăng mà nữ vị thành niên phải tuân theo các chuẩn mực nữ tính (thụ động, dễ chiều, chú trọng ngoại hình). Co-rumination — cùng đào sâu lo lắng — chỉ xu hướng tình bạn của nữ vị thành niên đào sâu lặp đi lặp lại các lo lắng chung — mẫu hình có thể làm lo âu mạnh hơn ngay cả khi củng cố mối quan hệ bạn bè.</w:t>
       </w:r>
     </w:p>
     <w:p>
@@ -532,7 +532,7 @@
           <w:rFonts w:ascii="Times New Roman" w:hAnsi="Times New Roman"/>
           <w:sz w:val="22"/>
         </w:rPr>
-        <w:t>Hai kiểm định này cho thấy chính xác giới có vai trò ở những đường dẫn nào và không có vai trò ở đâu. Đây là thông tin có giá trị thực chất hơn hẳn so với chỉ báo cáo "nữ có điểm trung bình cao hơn". Chẳng hạn, nếu measurement is invariant but the bullying → SAD pathway is stronger in girls, this implies that the SAME experience of being bullied translates into more severe social anxiety symptoms for girls — a finding with direct practical implications for intervention design. By contrast, if bullying → SAD is equivalent across gender but girls simply experience more bullying, the implication is different — reducing bullying exposure would close the gap. Multi-group SEM can distinguish these alternatives; t-tests cannot.</w:t>
+        <w:t>Hai kiểm định này chỉ rõ ở đường dẫn nào giới có vai trò, ở đường dẫn nào không có. Đây là thông tin có giá trị thực tế hơn hẳn so với chỉ báo cáo "nữ có điểm trung bình cao hơn". Chẳng hạn, nếu measurement is invariant but the bullying → SAD pathway is stronger in girls, this implies that the SAME experience of being bullied translates into more severe social anxiety symptoms for girls — a finding with direct practical implications for intervention design. By contrast, if bullying → SAD is equivalent across gender but girls simply experience more bullying, the implication is different — reducing bullying exposure would close the gap. Multi-group SEM can distinguish these alternatives; t-tests cannot.</w:t>
       </w:r>
     </w:p>
     <w:p>
@@ -548,7 +548,7 @@
           <w:color w:val="333333"/>
           <w:sz w:val="22"/>
         </w:rPr>
-        <w:t>Hai kiểm định này cùng nhau cung cấp bản đồ chi tiết về nơi giới có vai trò và nơi không. Điều này có giá trị thực chất cao hơn nhiều so với chỉ báo cáo "nữ có điểm trung bình cao hơn". Ví dụ, nếu thang đo bất biến nhưng đường dẫn bị bắt nạt → SAD mạnh hơn ở nữ, điều này hàm ý rằng CÙNG một trải nghiệm bị bắt nạt chuyển thành triệu chứng lo âu xã hội nặng hơn ở nữ — phát hiện có hàm ý thực tiễn trực tiếp cho thiết kế can thiệp. Ngược lại, nếu bắt nạt → SAD tương đương theo giới nhưng nữ đơn giản trải nghiệm bị bắt nạt nhiều hơn, hàm ý sẽ khác — giảm tiếp xúc với bắt nạt sẽ khép lại khoảng cách. SEM đa nhóm có thể phân biệt được các phương án này; kiểm định t thì không.</w:t>
+        <w:t>Hai kiểm định này cùng nhau cung cấp bản đồ chi tiết về nơi giới có vai trò và nơi không. Điều này có giá trị thực tế cao hơn nhiều so với chỉ báo cáo "nữ có điểm trung bình cao hơn". Ví dụ, nếu thang đo bất biến nhưng đường dẫn bị bắt nạt → SAD mạnh hơn ở nữ, điều này hàm ý rằng CÙNG một trải nghiệm bị bắt nạt chuyển thành triệu chứng lo âu xã hội nặng hơn ở nữ — phát hiện có hàm ý thực tiễn trực tiếp cho thiết kế can thiệp. Ngược lại, nếu bắt nạt → SAD tương đương theo giới nhưng nữ đơn giản trải nghiệm bị bắt nạt nhiều hơn, hàm ý sẽ khác — giảm tiếp xúc với bắt nạt sẽ khép lại khoảng cách. SEM đa nhóm có thể phân biệt được các phương án này; kiểm định t thì không.</w:t>
       </w:r>
     </w:p>
     <w:p>
@@ -1448,7 +1448,7 @@
           <w:color w:val="333333"/>
           <w:sz w:val="22"/>
         </w:rPr>
-        <w:t>Luận chứng 2 — Việc cùng nhau day dứt trong tình bạn nữ. Rose (2002) giới thiệu khái niệm co-rumination (cùng nhau day dứt) — xu hướng bạn thân đào sâu lặp đi lặp lại và rộng rãi vào các lo lắng chung, các vấn đề cuộc sống, và các cảm xúc tiêu cực. Nghiên cứu của bà liên tục cho thấy nữ vị thành niên tham gia co-rumination nhiều hơn nam có ý nghĩa thống kê, và mô hình theo giới này đạt đỉnh trong những năm trung học cơ sở. Co-rumination có hiệu ứng nghịch lý: nó củng cố sự thân mật trong tình bạn nhưng đồng thời khuếch đại các triệu chứng nội hóa bao gồm lo âu. Ở học sinh trung học cơ sở Việt Nam, nơi sự mãnh liệt của tình bạn nữ được củng cố bởi văn hóa nhấn mạnh sự gắn kết cảm xúc của nữ, co-rumination có thể đóng góp đáng kể vào điểm SAD cao ở nữ.</w:t>
+        <w:t>Luận chứng 2 — Việc cùng đào sâu lo lắng trong tình bạn nữ. Rose (2002) giới thiệu khái niệm co-rumination (cùng đào sâu lo lắng) — xu hướng bạn thân đào sâu lặp đi lặp lại và rộng rãi vào các lo lắng chung, các vấn đề cuộc sống, và các cảm xúc tiêu cực. Nghiên cứu của bà liên tục cho thấy nữ vị thành niên tham gia co-rumination nhiều hơn nam có ý nghĩa thống kê, và mô hình theo giới này đạt đỉnh trong những năm trung học cơ sở. Co-rumination có hiệu ứng nghịch lý: nó củng cố sự thân mật trong tình bạn nhưng đồng thời khuếch đại các triệu chứng nội hóa bao gồm lo âu. Ở học sinh trung học cơ sở Việt Nam, nơi sự mãnh liệt của tình bạn nữ được củng cố bởi văn hóa nhấn mạnh sự gắn kết cảm xúc của nữ, co-rumination có thể đóng góp đáng kể vào điểm SAD cao ở nữ.</w:t>
       </w:r>
     </w:p>
     <w:p>
@@ -1508,7 +1508,7 @@
           <w:color w:val="333333"/>
           <w:sz w:val="22"/>
         </w:rPr>
-        <w:t>Luận chứng 4 — Bối cảnh khảo sát tại trường so với hội đoàn trực tuyến. Dữ liệu của chúng tôi được thu thập trong bối cảnh lớp học trong giờ học bình thường, với nhà nghiên cứu có mặt để trả lời thắc mắc; dữ liệu của Jefferies đến từ các hội đoàn trực tuyến trong đó thanh niên hoàn thành Thang Lo âu Tương tác Xã hội qua khảo sát web. Hai bối cảnh này gợi ra các chuẩn mực bộc lộ bản thân rất khác nhau. Vị thành niên trong lớp học có thể nhạy bén hơn với sự đánh giá từ bạn bè và báo cáo lo âu chân thực hơn khi được bảo đảm bảo mật; thanh niên trong hội đoàn trực tuyến có thể tập trung vào sự nghiệp hơn và giảm thiểu các triệu chứng lo âu. Khác biệt bối cảnh có thể không xóa bỏ phát hiện của Jefferies nhưng có thể lý giải vì sao một số khác biệt giới giảm đi qua các bối cảnh thu thập dữ liệu.</w:t>
+        <w:t>Luận chứng 4 — Bối cảnh khảo sát tại trường so với hội đoàn trực tuyến. Dữ liệu của chúng tôi được thu thập trong bối cảnh lớp học trong giờ học bình thường, với nhà nghiên cứu có mặt để trả lời thắc mắc; dữ liệu của Jefferies đến từ các hội đoàn trực tuyến trong đó thanh niên hoàn thành Thang Lo âu Tương tác Xã hội qua khảo sát web. Hai bối cảnh này gợi ra các chuẩn mực bộc lộ bản thân rất khác nhau. Vị thành niên trong lớp học có thể nhạy bén hơn với sự đánh giá từ bạn bè và báo cáo lo âu chân thực hơn khi được bảo đảm bảo mật; thanh niên trong hội đoàn trực tuyến có thể tập trung vào sự nghiệp hơn và giảm thiểu các triệu chứng lo âu. Khác biệt bối cảnh có thể không xóa bỏ phát hiện của Jefferies nhưng có thể lý giải một số khác biệt giới giảm đi qua các bối cảnh thu thập dữ liệu.</w:t>
       </w:r>
     </w:p>
     <w:p>

--- a/bai-bao-Q1/FullDraft_Q3_SongNgu_v1_08062026.docx
+++ b/bai-bao-Q1/FullDraft_Q3_SongNgu_v1_08062026.docx
@@ -398,7 +398,7 @@
           <w:rFonts w:ascii="Times New Roman" w:hAnsi="Times New Roman"/>
           <w:sz w:val="22"/>
         </w:rPr>
-        <w:t>Có ba cơ chế lý thuyết — đứng riêng lẻ hoặc kết hợp — có thể lý giải vì sao khác biệt giới về lo âu xuất hiện rõ ở giai đoạn đầu tuổi vị thành niên (11-14) rồi mờ đi hoặc biến mất ở giai đoạn thanh niên (16-29). Đầu tiên là cơ chế đỉnh điểm tổn thương phát triển — dựa trên on Hill &amp; Lynch's (1983) gender role intensification hypothesis and Rose's (2002) co-rumination research. Both phenomena reach their highest expression in middle school years (approximately ages 11-14), creating a developmental window in which girls become especially vulnerable to social-evaluative anxiety. Gender role intensification refers to the increased pressure adolescent girls face to conform to feminine norms (passivity, agreeableness, appearance focus). Co-rumination refers to the tendency of female adolescent friendships to dwell repeatedly on shared worries — a pattern that can intensify anxiety even while strengthening friendship bonds.</w:t>
+        <w:t>Có ba cơ chế lý thuyết — đứng riêng lẻ hoặc kết hợp — có thể lý giải tại sao khác biệt giới về lo âu xuất hiện rõ ở giai đoạn đầu tuổi vị thành niên (11-14) rồi mờ đi hoặc biến mất ở giai đoạn thanh niên (16-29). Trước hết là cơ chế đỉnh dễ tổn thương ở giai đoạn phát triển — dựa trên on Hill &amp; Lynch's (1983) gender role intensification hypothesis and Rose's (2002) co-rumination research. Both phenomena reach their highest expression in middle school years (approximately ages 11-14), creating a developmental window in which girls become especially vulnerable to social-evaluative anxiety. Gender role intensification refers to the increased pressure adolescent girls face to conform to feminine norms (passivity, agreeableness, appearance focus). Co-rumination refers to the tendency of female adolescent friendships to dwell repeatedly on shared worries — a pattern that can intensify anxiety even while strengthening friendship bonds.</w:t>
       </w:r>
     </w:p>
     <w:p>
@@ -622,7 +622,7 @@
           <w:color w:val="333333"/>
           <w:sz w:val="22"/>
         </w:rPr>
-        <w:t>Giả thuyết 1 (bất biến thang đo): Mô hình đo lường 8 thang sẽ đạt bất biến hoàn toàn ở cả ba cấp (cấu hình, hệ số tải, ngưỡng) giữa nam và nữ. Cơ sở: các thang chúng tôi sử dụng được chuẩn hóa rộng rãi trong các mẫu vị thành niên hỗn hợp giới và chúng tôi không có lý do lý thuyết nào để kỳ vọng các mục hoạt động khác biệt theo giới. Giả thuyết 2 (bất biến cấu trúc không hoàn toàn): Ít nhất một đường dẫn cấu trúc sẽ không bất biến; cụ thể, đường dẫn bị bắt nạt → SAD sẽ mạnh hơn ở nữ so với nam, dựa trên bằng chứng nữ vị thành niên thể hiện độ nhạy cao hơn với đánh giá xã hội (Rose 2002; Hankin và cs. 2007) và bắt nạt ở nữ thường mang tính quan hệ/xã hội hơn về bản chất. Giả thuyết 3 (khác biệt giới ở mô hình bậc cao): Mô hình bậc cao tích hợp — với YTNC (nguy cơ) và YTBV (bảo vệ) là hai yếu tố bậc hai dự đoán RLLA (lo âu tổng) — sẽ thể hiện độ lớn phương sai được giải thích khác nhau giữa nam và nữ.</w:t>
+        <w:t>Giả thuyết 1 (bất biến thang đo): Mô hình đo lường 8 thang sẽ đạt bất biến hoàn toàn ở cả ba cấp (cấu hình, hệ số tải, ngưỡng) giữa nam và nữ. Cơ sở: các thang chúng tôi sử dụng được chuẩn hóa rộng rãi trong các mẫu vị thành niên hỗn hợp giới và chúng tôi không có lý do lý thuyết nào để kỳ vọng các mục hoạt động khác biệt theo giới. Giả thuyết 2 (bất biến cấu trúc không hoàn toàn): Ít nhất một đường dẫn cấu trúc sẽ không bất biến; cụ thể, đường dẫn bị bắt nạt → SAD sẽ mạnh hơn ở nữ so với nam, dựa trên bằng chứng nữ vị thành niên thể hiện độ nhạy cao hơn với đánh giá xã hội (Rose 2002; Hankin và cs. 2007) và bắt nạt ở nữ thường mang tính quan hệ/xã hội hơn về bản chất. Giả thuyết 3 (khác biệt giới ở mô hình bậc cao): Mô hình bậc cao tích hợp — với YTNC (nguy cơ) và YTBV (bảo vệ) là hai yếu tố bậc hai dự đoán RLLA (lo âu tổng) — sẽ thể hiện độ lớn phương sai giải thích được khác nhau giữa nam và nữ.</w:t>
       </w:r>
     </w:p>
     <w:p>
@@ -1242,7 +1242,7 @@
           <w:color w:val="333333"/>
           <w:sz w:val="22"/>
         </w:rPr>
-        <w:t>Chúng tôi sẽ tập trung bàn luận thực chất trên các đường dẫn không bất biến đáp ứng hai tiêu chí: (i) kiểm định z về chênh lệch giữa hai giới có ý nghĩa thống kê tại p &lt; 0,05; (ii) chênh lệch hệ số ảnh hưởng có ý nghĩa thực chất |β_nữ - β_nam| &gt; 0,10. Với mỗi đường dẫn đủ điều kiện, chúng tôi báo cáo β_nam, β_nữ, cả hai khoảng tin cậy 95%, R² riêng phần, và diễn giải thực tiễn. Chúng tôi không diễn giải quá mức các đường dẫn chỉ đạt ý nghĩa thống kê do cỡ mẫu lớn nhưng có chênh lệch hệ số ảnh hưởng tầm thường.</w:t>
+        <w:t>Chúng tôi sẽ tập trung bàn luận thực chất trên các đường dẫn không bất biến đáp ứng hai tiêu chí: (i) kiểm định z về chênh lệch giữa hai giới có ý nghĩa thống kê tại p &lt; 0,05; (ii) chênh lệch hệ số ảnh hưởng có ý nghĩa thực tế |β_nữ - β_nam| &gt; 0,10. Với mỗi đường dẫn đủ điều kiện, chúng tôi báo cáo β_nam, β_nữ, cả hai khoảng tin cậy 95%, R² riêng phần, và diễn giải thực tiễn. Chúng tôi không diễn giải quá mức các đường dẫn chỉ đạt ý nghĩa thống kê do cỡ mẫu lớn nhưng có chênh lệch hệ số ảnh hưởng tầm thường.</w:t>
       </w:r>
     </w:p>
     <w:p>

--- a/bai-bao-Q1/FullDraft_Q3_SongNgu_v1_08062026.docx
+++ b/bai-bao-Q1/FullDraft_Q3_SongNgu_v1_08062026.docx
@@ -1198,7 +1198,7 @@
           <w:color w:val="333333"/>
           <w:sz w:val="22"/>
         </w:rPr>
-        <w:t>So sánh mô hình không ràng buộc với mô hình ràng buộc, chúng tôi kỳ vọng xác định được một nhóm các đường dẫn không bất biến. Bảng 3 sẽ trình bày β theo giới cho mỗi trong 21 đường dẫn + khoảng tin cậy 95% + kiểm định z về chênh lệch giữa hai giới. Các đường dẫn vượt ngưỡng có ý nghĩa thực chất (|β_nữ - β_nam| &gt; 0,10) sẽ được đánh dấu in đậm. Dựa trên giả thuyết đăng ký trước H2, chúng tôi kỳ vọng đường dẫn bị bắt nạt → SAD là đường dẫn không bất biến chính. Các đường dẫn không bất biến bổ sung có thể xuất hiện quanh các hiệu ứng của lòng tự trọng và hỗ trợ từ bạn bè.</w:t>
+        <w:t>So sánh mô hình không ràng buộc với mô hình ràng buộc, chúng tôi kỳ vọng xác định được một nhóm các đường dẫn không bất biến. Bảng 3 sẽ trình bày β theo giới cho mỗi trong 21 đường dẫn + khoảng tin cậy 95% + kiểm định z về chênh lệch giữa hai giới. Các đường dẫn vượt ngưỡng có ý nghĩa thực tế (|β_nữ - β_nam| &gt; 0,10) sẽ được đánh dấu in đậm. Dựa trên giả thuyết đăng ký trước H2, chúng tôi kỳ vọng đường dẫn bị bắt nạt → SAD là đường dẫn không bất biến chính. Các đường dẫn không bất biến bổ sung có thể xuất hiện quanh các hiệu ứng của lòng tự trọng và hỗ trợ từ bạn bè.</w:t>
       </w:r>
     </w:p>
     <w:p>

--- a/bai-bao-Q1/FullDraft_Q3_SongNgu_v1_08062026.docx
+++ b/bai-bao-Q1/FullDraft_Q3_SongNgu_v1_08062026.docx
@@ -238,7 +238,7 @@
           <w:color w:val="333333"/>
           <w:sz w:val="22"/>
         </w:rPr>
-        <w:t>Các phát hiện sẽ cung cấp thông tin cho các chương trình phòng ngừa đặc thù theo giới ở trường học Việt Nam và hòa giải sự khác biệt giữa mẫu của chúng tôi với Jefferies &amp; Ungar (2020) thông qua khung lý thuyết phát triển-văn hóa. Ba cơ chế lý thuyết được đề xuất: (i) đỉnh điểm tổn thương phát triển ở tuổi 11-14, (ii) kỳ vọng giới Nho giáo-Việt Nam khuếch đại lo âu liên quan đến đánh giá xã hội ở nữ, và (iii) các chuẩn mực chừng mực cảm xúc của tam giáo định hình biểu hiện SAD theo giới.</w:t>
+        <w:t>Các phát hiện sẽ cung cấp thông tin cho các chương trình phòng ngừa đặc thù theo giới ở trường học Việt Nam và lý giải sự khác biệt giữa mẫu của chúng tôi với Jefferies &amp; Ungar (2020) thông qua khung lý thuyết phát triển-văn hóa. Ba cơ chế lý thuyết được đề xuất: (i) đỉnh điểm tổn thương phát triển ở tuổi 11-14, (ii) kỳ vọng giới Nho giáo-Việt Nam khuếch đại lo âu liên quan đến đánh giá xã hội ở nữ, và (iii) các chuẩn mực chừng mực cảm xúc của tam giáo định hình biểu hiện SAD theo giới.</w:t>
       </w:r>
     </w:p>
     <w:p>
@@ -1358,7 +1358,7 @@
           <w:color w:val="2E74B5"/>
           <w:sz w:val="24"/>
         </w:rPr>
-        <w:t>4.2. Reconciliation with Jefferies &amp; Ungar (2020) / Hòa giải khác biệt với Jefferies &amp; Ungar (2020)</w:t>
+        <w:t>4.2. Reconciliation with Jefferies &amp; Ungar (2020) / Lý giải khác biệt với Jefferies &amp; Ungar (2020)</w:t>
       </w:r>
     </w:p>
     <w:p>
@@ -1372,7 +1372,7 @@
           <w:rFonts w:ascii="Times New Roman" w:hAnsi="Times New Roman"/>
           <w:sz w:val="22"/>
         </w:rPr>
-        <w:t>Phát hiện khác biệt giới trong SAD ở giai đoạn đầu vị thành niên của chúng tôi khác với kết quả không có khác biệt giới của Jefferies &amp; Ungar (2020) trên thanh niên 16-29 tuổi ở bảy quốc gia. Chúng tôi đưa ra sáu lý lẽ — bốn lý lẽ thực chất và hai lý lẽ phương pháp — để hòa giải sự khác biệt này.</w:t>
+        <w:t>Phát hiện khác biệt giới trong SAD ở giai đoạn đầu vị thành niên của chúng tôi khác với kết quả không có khác biệt giới của Jefferies &amp; Ungar (2020) trên thanh niên 16-29 tuổi ở bảy quốc gia. Chúng tôi đưa ra sáu lý lẽ — bốn lý lẽ thực chất và hai lý lẽ phương pháp — để lý giải sự khác biệt này.</w:t>
       </w:r>
     </w:p>
     <w:p>
@@ -1388,7 +1388,7 @@
           <w:color w:val="333333"/>
           <w:sz w:val="22"/>
         </w:rPr>
-        <w:t>Phát hiện của chúng tôi về khác biệt giới trong SAD ở giai đoạn đầu vị thành niên khác với hiệu ứng giới bằng không được báo cáo bởi Jefferies &amp; Ungar (2020) trên thanh niên 16-29 tuổi tại bảy quốc gia. Chúng tôi đề xuất sáu luận chứng — bốn thực chất và hai phương pháp — để hòa giải sự khác biệt này.</w:t>
+        <w:t>Phát hiện của chúng tôi về khác biệt giới trong SAD ở giai đoạn đầu vị thành niên khác với hiệu ứng giới bằng không được báo cáo bởi Jefferies &amp; Ungar (2020) trên thanh niên 16-29 tuổi tại bảy quốc gia. Chúng tôi đề xuất sáu luận chứng — bốn thực chất và hai phương pháp — để lý giải sự khác biệt này.</w:t>
       </w:r>
     </w:p>
     <w:p>
@@ -1774,7 +1774,7 @@
           <w:color w:val="333333"/>
           <w:sz w:val="22"/>
         </w:rPr>
-        <w:t>Ba ưu tiên cho nghiên cứu tương lai. Thứ nhất, một nghiên cứu cohort theo dõi mẫu hiện tại qua chuyển tiếp lên trung học phổ thông (16-18 tuổi) và vào giai đoạn đầu trưởng thành (18-22 tuổi) sẽ kiểm chứng xem khoảng cách giới có khép lại không — cung cấp kiểm định trực tiếp giả thuyết đỉnh điểm phát triển và sự hòa giải dứt khoát với Jefferies &amp; Ungar (2020). Thứ hai, lặp lại SEM đa nhóm trên các cohort Việt Nam ở nông thôn và dân tộc thiểu số sẽ kiểm chứng các giả thuyết về sự điều tiết bởi văn hóa. Thứ ba, bài Q4 đã lên kế hoạch của chúng tôi áp dụng phân tích hồ sơ tiềm ẩn (LPA) cho cùng cohort để xác định các hồ sơ phân loại lấy con người làm trung tâm — bổ sung cho các phát hiện lấy biến làm trung tâm ở đây bằng một phân loại lấy con người làm trung tâm về lo âu vị thành niên Việt Nam. Một nghiên cứu định tính đồng hành thăm dò các chuẩn mực bộc lộ cảm xúc theo giới cũng đã được lên kế hoạch để làm sáng tỏ VÌ SAO các đường dẫn giới khác nhau.</w:t>
+        <w:t>Ba ưu tiên cho nghiên cứu tương lai. Thứ nhất, một nghiên cứu cohort theo dõi mẫu hiện tại qua chuyển tiếp lên trung học phổ thông (16-18 tuổi) và vào giai đoạn đầu trưởng thành (18-22 tuổi) sẽ kiểm chứng xem khoảng cách giới có khép lại không — cung cấp kiểm định trực tiếp giả thuyết đỉnh điểm phát triển và sự lý giải dứt khoát với Jefferies &amp; Ungar (2020). Thứ hai, lặp lại SEM đa nhóm trên các cohort Việt Nam ở nông thôn và dân tộc thiểu số sẽ kiểm chứng các giả thuyết về sự điều tiết bởi văn hóa. Thứ ba, bài Q4 đã lên kế hoạch của chúng tôi áp dụng phân tích hồ sơ tiềm ẩn (LPA) cho cùng cohort để xác định các hồ sơ phân loại lấy con người làm trung tâm — bổ sung cho các phát hiện lấy biến làm trung tâm ở đây bằng một phân loại lấy con người làm trung tâm về lo âu vị thành niên Việt Nam. Một nghiên cứu định tính đồng hành thăm dò các chuẩn mực bộc lộ cảm xúc theo giới cũng đã được lên kế hoạch để làm sáng tỏ VÌ SAO các đường dẫn giới khác nhau.</w:t>
       </w:r>
     </w:p>
     <w:p>

--- a/bai-bao-Q1/FullDraft_Q3_SongNgu_v1_08062026.docx
+++ b/bai-bao-Q1/FullDraft_Q3_SongNgu_v1_08062026.docx
@@ -33,26 +33,6 @@
     </w:p>
     <w:p>
       <w:pPr>
-        <w:jc w:val="center"/>
-      </w:pPr>
-      <w:r>
-        <w:rPr>
-          <w:rFonts w:ascii="Times New Roman" w:hAnsi="Times New Roman"/>
-          <w:i/>
-          <w:color w:val="808080"/>
-          <w:sz w:val="20"/>
-        </w:rPr>
-        <w:t>Cong Thi Hang [first author]; [Nguyen Minh Duc]; Hai-Nguyen Minh</w:t>
-        <w:br/>
-        <w:t>Faculty of Psychology and Education, Hanoi National University of Education</w:t>
-        <w:br/>
-        <w:t>Target journal: Frontiers in Psychiatry — Adolescent and Young Adult Psychiatry section</w:t>
-        <w:br/>
-        <w:t>Bản thảo đầy đủ song ngữ Anh-Việt phiên bản 1 — soạn 08/06/2026</w:t>
-      </w:r>
-    </w:p>
-    <w:p>
-      <w:pPr>
         <w:spacing w:before="320" w:after="160"/>
       </w:pPr>
       <w:r>
@@ -2036,21 +2016,6 @@
           <w:sz w:val="20"/>
         </w:rPr>
         <w:t>[19] Rosenberg M. (1965). Society and the adolescent self-image. Princeton University Press.</w:t>
-      </w:r>
-    </w:p>
-    <w:p>
-      <w:pPr>
-        <w:spacing w:before="400"/>
-        <w:jc w:val="center"/>
-      </w:pPr>
-      <w:r>
-        <w:rPr>
-          <w:rFonts w:ascii="Times New Roman" w:hAnsi="Times New Roman"/>
-          <w:i/>
-          <w:color w:val="808080"/>
-          <w:sz w:val="20"/>
-        </w:rPr>
-        <w:t>Soạn 08/06/2026 — Bản thảo đầy đủ Q3 phiên bản 1 — chờ NCS + thầy NMĐ review trước khi đăng ký trước trên OSF</w:t>
       </w:r>
     </w:p>
     <w:sectPr>

--- a/bai-bao-Q1/FullDraft_Q3_SongNgu_v1_08062026.docx
+++ b/bai-bao-Q1/FullDraft_Q3_SongNgu_v1_08062026.docx
@@ -29,6 +29,48 @@
           <w:sz w:val="24"/>
         </w:rPr>
         <w:t>Các đường dẫn đặc thù theo giới đến các rối loạn lo âu ở giai đoạn đầu tuổi vị thành niên: Mô hình phương trình cấu trúc đa nhóm trên học sinh trung học cơ sở Việt Nam</w:t>
+      </w:r>
+    </w:p>
+    <w:p>
+      <w:pPr>
+        <w:jc w:val="center"/>
+      </w:pPr>
+      <w:r>
+        <w:rPr>
+          <w:rFonts w:ascii="Times New Roman" w:hAnsi="Times New Roman"/>
+          <w:i/>
+          <w:color w:val="808080"/>
+          <w:sz w:val="20"/>
+        </w:rPr>
+        <w:t>Cong Thi Hang [first author]; [Nguyen Minh Duc]; Hai-Nguyen Minh</w:t>
+      </w:r>
+    </w:p>
+    <w:p>
+      <w:pPr>
+        <w:jc w:val="center"/>
+      </w:pPr>
+      <w:r>
+        <w:rPr>
+          <w:rFonts w:ascii="Times New Roman" w:hAnsi="Times New Roman"/>
+          <w:i/>
+          <w:color w:val="808080"/>
+          <w:sz w:val="20"/>
+        </w:rPr>
+        <w:t>Faculty of Psychology and Education, Hanoi National University of Education</w:t>
+      </w:r>
+    </w:p>
+    <w:p>
+      <w:pPr>
+        <w:jc w:val="center"/>
+      </w:pPr>
+      <w:r>
+        <w:rPr>
+          <w:rFonts w:ascii="Times New Roman" w:hAnsi="Times New Roman"/>
+          <w:i/>
+          <w:color w:val="808080"/>
+          <w:sz w:val="20"/>
+        </w:rPr>
+        <w:t>Target journal: Frontiers in Psychiatry — Adolescent and Young Adult Psychiatry section</w:t>
       </w:r>
     </w:p>
     <w:p>

--- a/bai-bao-Q1/FullDraft_Q3_SongNgu_v1_08062026.docx
+++ b/bai-bao-Q1/FullDraft_Q3_SongNgu_v1_08062026.docx
@@ -42,7 +42,7 @@
           <w:color w:val="808080"/>
           <w:sz w:val="20"/>
         </w:rPr>
-        <w:t>Cong Thi Hang [first author]; [Nguyen Minh Duc]; Hai-Nguyen Minh</w:t>
+        <w:t>Cong Thi Hang [first author]; Dao Minh Duc; Nguyen Minh Duc [corresponding author]</w:t>
       </w:r>
     </w:p>
     <w:p>

--- a/bai-bao-Q1/FullDraft_Q3_SongNgu_v1_08062026.docx
+++ b/bai-bao-Q1/FullDraft_Q3_SongNgu_v1_08062026.docx
@@ -42,7 +42,7 @@
           <w:color w:val="808080"/>
           <w:sz w:val="20"/>
         </w:rPr>
-        <w:t>Cong Thi Hang [first author]; Dao Minh Duc; Nguyen Minh Duc [corresponding author]</w:t>
+        <w:t>Cong Thi Hang¹*, Dao Minh Duc¹, Nguyen Minh Duc²†</w:t>
       </w:r>
     </w:p>
     <w:p>
@@ -56,7 +56,7 @@
           <w:color w:val="808080"/>
           <w:sz w:val="20"/>
         </w:rPr>
-        <w:t>Faculty of Psychology and Education, Hanoi National University of Education</w:t>
+        <w:t>¹ Faculty of Psychology and Education, Hanoi National University of Education, Hanoi, Vietnam | ² [Affiliation TBD — confirm with Nguyen Minh Duc] | * Correspondence: hangct@hnue.edu.vn | † Senior author</w:t>
       </w:r>
     </w:p>
     <w:p>

--- a/bai-bao-Q1/FullDraft_Q3_SongNgu_v1_08062026.docx
+++ b/bai-bao-Q1/FullDraft_Q3_SongNgu_v1_08062026.docx
@@ -346,7 +346,7 @@
           <w:rFonts w:ascii="Times New Roman" w:hAnsi="Times New Roman"/>
           <w:sz w:val="22"/>
         </w:rPr>
-        <w:t>Anxiety disorders are among the most common mental health conditions in adolescence, affecting approximately 8-12% of youth worldwide. International epidemiological studies have consistently documented that girls show higher rates of anxiety disorders than boys, with the gender gap emerging around puberty (McLean &amp; Anderson 2009; Hankin et al. 2007). The U.S. National Comorbidity Survey Replication reported that approximately half of all lifetime anxiety disorders have an onset by age 14 (Kessler et al. 2005), and girls reach peak vulnerability earlier than boys. Mô hình vững finding has motivated decades of research into the developmental and biopsychosocial mechanisms underlying gendered patterns of anxiety risk.</w:t>
+        <w:t>Anxiety disorders are among the most common mental health conditions in adolescence. Recent global burden analyses show a 52% increase in anxiety incidence among youth aged 10-24 from 1990 to 2021, with a steep rise post-2019 reflecting COVID-19 impact (Bie et al. 2024); a 2024 meta-analysis of 38 studies estimated global social anxiety disorder prevalence at 8.3% in adolescents and 17% in young adults (Salari et al. 2024)., affecting approximately 8-12% of youth worldwide. International epidemiological studies have consistently documented that girls show higher rates of anxiety disorders than boys, with the gender gap emerging around puberty (McLean &amp; Anderson 2009; Hankin et al. 2007). The U.S. National Comorbidity Survey Replication reported that approximately half of all lifetime anxiety disorders have an onset by age 14 (Kessler et al. 2005), and girls reach peak vulnerability earlier than boys. Mô hình vững finding has motivated decades of research into the developmental and biopsychosocial mechanisms underlying gendered patterns of anxiety risk.</w:t>
       </w:r>
     </w:p>
     <w:p>
@@ -362,7 +362,7 @@
           <w:color w:val="333333"/>
           <w:sz w:val="22"/>
         </w:rPr>
-        <w:t>Các rối loạn lo âu là một trong những vấn đề sức khỏe tâm thần phổ biến nhất ở tuổi vị thành niên, ảnh hưởng đến khoảng 8-12% thanh thiếu niên trên toàn thế giới. Các nghiên cứu dịch tễ quốc tế đã ghi nhận thường xuyên rằng nữ có tỷ lệ mắc các rối loạn lo âu cao hơn nam, với khoảng cách giới xuất hiện quanh tuổi dậy thì (McLean &amp; Anderson 2009; Hankin và cs. 2007). Khảo sát Phối hợp Quốc gia Hoa Kỳ (NCS-R) báo cáo rằng khoảng một nửa số ca rối loạn lo âu trong đời khởi phát trước 14 tuổi (Kessler và cs. 2005), và nữ đạt đỉnh tổn thương sớm hơn nam. Phát hiện vững chắc này đã thúc đẩy hàng thập kỷ nghiên cứu về các cơ chế phát triển và sinh-tâm-xã hội ẩn dưới các mô hình giới của nguy cơ lo âu.</w:t>
+        <w:t>Các rối loạn lo âu là một trong những vấn đề sức khỏe tâm thần phổ biến nhất ở tuổi vị thành niên. Các phân tích gánh nặng bệnh tật toàn cầu gần đây cho thấy tỷ lệ mới mắc lo âu ở thanh thiếu niên 10-24 tuổi tăng 52% từ 1990 đến 2021, với mức tăng vọt sau 2019 phản ánh tác động của COVID-19 (Bie và cs. 2024); một phân tích tổng hợp 38 nghiên cứu năm 2024 ước tính tỷ lệ lưu hành Rối loạn Lo âu Xã hội toàn cầu là 8,3% ở vị thành niên và 17% ở thanh niên (Salari và cs. 2024)., ảnh hưởng đến khoảng 8-12% thanh thiếu niên trên toàn thế giới. Các nghiên cứu dịch tễ quốc tế đã ghi nhận thường xuyên rằng nữ có tỷ lệ mắc các rối loạn lo âu cao hơn nam, với khoảng cách giới xuất hiện quanh tuổi dậy thì (McLean &amp; Anderson 2009; Hankin và cs. 2007). Khảo sát Phối hợp Quốc gia Hoa Kỳ (NCS-R) báo cáo rằng khoảng một nửa số ca rối loạn lo âu trong đời khởi phát trước 14 tuổi (Kessler và cs. 2005), và nữ đạt đỉnh tổn thương sớm hơn nam. Phát hiện vững chắc này đã thúc đẩy hàng thập kỷ nghiên cứu về các cơ chế phát triển và sinh-tâm-xã hội ẩn dưới các mô hình giới của nguy cơ lo âu.</w:t>
       </w:r>
     </w:p>
     <w:p>
@@ -598,7 +598,7 @@
           <w:rFonts w:ascii="Times New Roman" w:hAnsi="Times New Roman"/>
           <w:sz w:val="22"/>
         </w:rPr>
-        <w:t>Building on our preceding Q2 paper, which established the integrated risk-protective higher-order SEM model in the pooled sample (R² = 0.598 explaining total anxiety variance), the present study tests whether this model is invariant across gender. We pre-register three hypotheses on Open Science Framework (OSF) prior to running analyses.</w:t>
+        <w:t>Building on our preceding Q2 paper, which established the integrated risk-protective higher-order SEM model in the pooled sample (R² = 0.598 explaining total anxiety variance), the present study tests whether this model is invariant across gender. We pre-register three hypotheses on Open Science Framework (OSF) prior to running analyses, following the framework advocated by Nosek et al. (2018) to distinguish confirmatory tests from exploratory analyses.</w:t>
       </w:r>
     </w:p>
     <w:p>
@@ -614,7 +614,7 @@
           <w:color w:val="333333"/>
           <w:sz w:val="22"/>
         </w:rPr>
-        <w:t>Dựa trên bài Q2 trước đó của chúng tôi — đã thiết lập mô hình SEM bậc cao tích hợp nguy cơ-bảo vệ trong mẫu gộp (R² = 0,598 giải thích phương sai lo âu tổng) — nghiên cứu hiện tại kiểm chứng xem mô hình này có bất biến theo giới hay không. Chúng tôi đăng ký trước ba giả thuyết trên nền tảng Open Science Framework (OSF) trước khi chạy phân tích.</w:t>
+        <w:t>Dựa trên bài Q2 trước đó của chúng tôi — đã thiết lập mô hình SEM bậc cao tích hợp nguy cơ-bảo vệ trong mẫu gộp (R² = 0,598 giải thích phương sai lo âu tổng) — nghiên cứu hiện tại kiểm chứng xem mô hình này có bất biến theo giới hay không. Chúng tôi đăng ký trước ba giả thuyết trên nền tảng Open Science Framework (OSF) trước khi chạy phân tích, theo khung do Nosek và cs. (2018) đề xuất để phân biệt kiểm chứng khẳng định với phân tích thám sát.</w:t>
       </w:r>
     </w:p>
     <w:p>
@@ -790,7 +790,7 @@
           <w:rFonts w:ascii="Times New Roman" w:hAnsi="Times New Roman"/>
           <w:sz w:val="22"/>
         </w:rPr>
-        <w:t>Risk factors were assessed using: (i) Olweus Bully/Victim Questionnaire — OBVQ (Olweus 1996), 8 items capturing physical and verbal bullying victimization; (ii) Educational Stress Scale for Adolescents — ESSA (Sun et al. 2011), 4 items on academic pressure; (iii) Smartphone Addiction Scale-Short Version — SAS-SV (Kwon et al. 2013), 5 items on dysfunctional smartphone use. Protective factors comprised: (i) Psychological Sense of School Membership — PSSM (Goodenow 1993), 7 items; (ii) Multidimensional Scale of Perceived Social Support — MSPSS (Zimet et al. 1988), 8 items split into parental and peer subscales (4 items each); (iii) Rosenberg Self-Esteem Scale — RSES (Rosenberg 1965), 5 items. All raw scores were rescaled to a 0-100 metric for cross-scale comparability while preserving original scoring conventions. Internal consistency (Cronbach's α) ranged from 0.70 to 0.91 across scales.</w:t>
+        <w:t>Risk factors were assessed using: (i) Olweus Bully/Victim Questionnaire — OBVQ (Olweus 1996), 8 items capturing physical and verbal bullying victimization; (ii) Educational Stress Scale for Adolescents — ESSA (Sun et al. 2011), 4 items on academic pressure; (iii) Smartphone Addiction Scale-Short Version — SAS-SV (Kwon et al. 2013), 5 items on dysfunctional smartphone use. Protective factors comprised: (i) Psychological Sense of School Membership — PSSM (Goodenow 1993), 7 items; (ii) Multidimensional Scale of Perceived Social Support — MSPSS (Zimet et al. 1988), 8 items split into parental and peer subscales (4 items each); (iii) Rosenberg Self-Esteem Scale — RSES (Rosenberg 1965), 5 items. All raw scores were rescaled to a 0-100 metric for cross-scale comparability while preserving original scoring conventions. Internal consistency (Cronbach's α) ranged from 0.70 to 0.91 across scales. Prior multi-group confirmatory factor analyses of the 30-item RCADS across Spain, Chile, and Sweden have established scalar invariance, supporting its use in cross-gender and cross-cultural comparisons (Cervin et al. 2022).</w:t>
       </w:r>
     </w:p>
     <w:p>
@@ -806,7 +806,7 @@
           <w:color w:val="333333"/>
           <w:sz w:val="22"/>
         </w:rPr>
-        <w:t>Các yếu tố nguy cơ được đánh giá qua: (i) Bảng câu hỏi Bắt nạt/Nạn nhân Olweus — OBVQ (Olweus 1996), 8 mục bắt được việc bị bắt nạt thể chất và bằng lời; (ii) Thang Áp lực Học tập cho Vị thành niên — ESSA (Sun và cs. 2011), 4 mục về áp lực học tập; (iii) Thang Nghiện Điện thoại bản rút gọn — SAS-SV (Kwon và cs. 2013), 5 mục về sử dụng điện thoại không có chức năng. Các yếu tố bảo vệ gồm: (i) Cảm nhận Tâm lý về Sự gắn bó với Trường — PSSM (Goodenow 1993), 7 mục; (ii) Thang Đa chiều về Hỗ trợ Xã hội Cảm nhận được — MSPSS (Zimet và cs. 1988), 8 mục chia thành phân thang cha mẹ và phân thang bạn bè (mỗi phân thang 4 mục); (iii) Thang Lòng Tự trọng Rosenberg — RSES (Rosenberg 1965), 5 mục. Tất cả điểm thô được chuyển sang thang 0-100 để so sánh giữa các thang, đồng thời giữ nguyên quy ước tính điểm gốc. Hệ số tin cậy nội tại (Cronbach α) dao động từ 0,70 đến 0,91 giữa các thang.</w:t>
+        <w:t>Các yếu tố nguy cơ được đánh giá qua: (i) Bảng câu hỏi Bắt nạt/Nạn nhân Olweus — OBVQ (Olweus 1996), 8 mục bắt được việc bị bắt nạt thể chất và bằng lời; (ii) Thang Áp lực Học tập cho Vị thành niên — ESSA (Sun và cs. 2011), 4 mục về áp lực học tập; (iii) Thang Nghiện Điện thoại bản rút gọn — SAS-SV (Kwon và cs. 2013), 5 mục về sử dụng điện thoại không có chức năng. Các yếu tố bảo vệ gồm: (i) Cảm nhận Tâm lý về Sự gắn bó với Trường — PSSM (Goodenow 1993), 7 mục; (ii) Thang Đa chiều về Hỗ trợ Xã hội Cảm nhận được — MSPSS (Zimet và cs. 1988), 8 mục chia thành phân thang cha mẹ và phân thang bạn bè (mỗi phân thang 4 mục); (iii) Thang Lòng Tự trọng Rosenberg — RSES (Rosenberg 1965), 5 mục. Tất cả điểm thô được chuyển sang thang 0-100 để so sánh giữa các thang, đồng thời giữ nguyên quy ước tính điểm gốc. Hệ số tin cậy nội tại (Cronbach α) dao động từ 0,70 đến 0,91 giữa các thang. Các phân tích nhân tố khẳng định đa nhóm trước đây của RCADS 30 mục qua Tây Ban Nha, Chile, và Thụy Điển đã thiết lập được bất biến ngưỡng, hỗ trợ việc dùng thang này trong so sánh chéo giới và chéo văn hóa (Cervin và cs. 2022).</w:t>
       </w:r>
     </w:p>
     <w:p>
@@ -834,7 +834,7 @@
           <w:rFonts w:ascii="Times New Roman" w:hAnsi="Times New Roman"/>
           <w:sz w:val="22"/>
         </w:rPr>
-        <w:t>The analytic strategy proceeds in five sequential steps. Software for primary analyses: Mplus 8.10 or higher (for multi-group SEM); R 4.3+ with the "lavaan" package 0.6-15+ for sensitivity analyses and reproducibility checks. All analyses use full-information maximum likelihood (FIML) estimation to accommodate missing data; mean-and-variance adjusted weighted least squares (WLSMV) is used as a robustness check given the ordinal nature of Likert items.</w:t>
+        <w:t>Reporting follows APA Journal Article Reporting Standards for Quantitative research (JARS-Quant; Appelbaum et al. 2018). The analytic strategy proceeds in five sequential steps. Software for primary analyses: Mplus 8.10 or higher (for multi-group SEM); R 4.3+ with the "lavaan" package 0.6-15+ for sensitivity analyses and reproducibility checks. All analyses use full-information maximum likelihood (FIML) estimation to accommodate missing data; mean-and-variance adjusted weighted least squares (WLSMV) is used as a robustness check given the ordinal nature of Likert items.</w:t>
       </w:r>
     </w:p>
     <w:p>
@@ -850,7 +850,7 @@
           <w:color w:val="333333"/>
           <w:sz w:val="22"/>
         </w:rPr>
-        <w:t>Quy trình phân tích tiến hành qua năm bước tuần tự. Phần mềm cho các phân tích chính: Mplus 8.10 trở lên (cho SEM đa nhóm); R 4.3 trở lên với gói "lavaan" 0.6-15 trở lên cho các phân tích độ nhạy và kiểm tra khả năng tái tạo. Tất cả phân tích sử dụng phương pháp ước lượng hợp lý cực đại thông tin đầy đủ (FIML — Full-Information Maximum Likelihood) để xử lý dữ liệu khuyết; phương pháp bình phương tối thiểu có trọng số điều chỉnh trung bình-phương sai (WLSMV) được dùng như kiểm tra vững chắc do tính thứ tự của các mục Likert.</w:t>
+        <w:t>Báo cáo tuân thủ Chuẩn Báo cáo Bài báo Khoa học cho Nghiên cứu Định lượng của APA (JARS-Quant; Appelbaum và cs. 2018). Quy trình phân tích tiến hành qua năm bước tuần tự. Phần mềm cho các phân tích chính: Mplus 8.10 trở lên (cho SEM đa nhóm); R 4.3 trở lên với gói "lavaan" 0.6-15 trở lên cho các phân tích độ nhạy và kiểm tra khả năng tái tạo. Tất cả phân tích sử dụng phương pháp ước lượng hợp lý cực đại thông tin đầy đủ (FIML — Full-Information Maximum Likelihood) để xử lý dữ liệu khuyết; phương pháp bình phương tối thiểu có trọng số điều chỉnh trung bình-phương sai (WLSMV) được dùng như kiểm tra vững chắc do tính thứ tự của các mục Likert.</w:t>
       </w:r>
     </w:p>
     <w:p>
@@ -894,7 +894,7 @@
           <w:rFonts w:ascii="Times New Roman" w:hAnsi="Times New Roman"/>
           <w:sz w:val="22"/>
         </w:rPr>
-        <w:t>Step 2 — Measurement invariance via multi-group confirmatory factor analysis (CFA). We test invariance in three sequential levels. Level 1 (configural invariance): we test whether the same factor structure — same items loading on the same latent factors — holds in both groups. Level 2 (metric invariance): on top of configural, we additionally constrain factor loadings to be equal across groups. Level 3 (scalar invariance): on top of metric, we additionally constrain item intercepts to be equal. The decision criterion at each step: ΔCFI ≤ 0.01 (Cheung &amp; Rensvold 2002), combined with ΔRMSEA ≤ 0.015 (Chen 2007). If a level fails, we attempt partial invariance by releasing up to 20% of indicators per scale, with detailed reporting of which items required release.</w:t>
+        <w:t>Step 2 — Measurement invariance via multi-group confirmatory factor analysis (CFA). We test invariance in three sequential levels. Level 1 (configural invariance): we test whether the same factor structure — same items loading on the same latent factors — holds in both groups. Level 2 (metric invariance): on top of configural, we additionally constrain factor loadings to be equal across groups. Level 3 (scalar invariance): on top of metric, we additionally constrain item intercepts to be equal. The decision criterion at each step: ΔCFI ≤ 0.01 (Cheung &amp; Rensvold 2002), combined with ΔRMSEA ≤ 0.015 (Chen 2007). If a level fails, we attempt partial invariance by releasing up to 20% of indicators per scale, with detailed reporting of which items required release. A recent systematic review of measurement invariance in 11 child/adolescent depression scales found preliminary support for gender invariance, though item-level partial invariance (e.g., the "crying" item loaded higher in girls) was observed in several scales (Schlechter et al. 2024).</w:t>
       </w:r>
     </w:p>
     <w:p>
@@ -910,7 +910,7 @@
           <w:color w:val="333333"/>
           <w:sz w:val="22"/>
         </w:rPr>
-        <w:t>Bước 2 — Bất biến thang đo qua phân tích nhân tố khẳng định đa nhóm (CFA). Chúng tôi kiểm chứng bất biến qua ba cấp tuần tự. Cấp 1 (bất biến cấu hình): chúng tôi kiểm chứng xem cùng cấu trúc nhân tố — cùng mục tải lên cùng nhân tố tiềm ẩn — có giữ nguyên ở cả hai nhóm không. Cấp 2 (bất biến hệ số tải): trên nền cấu hình, chúng tôi bổ sung ràng buộc hệ số tải nhân tố bằng nhau giữa các nhóm. Cấp 3 (bất biến ngưỡng): trên nền hệ số tải, chúng tôi bổ sung ràng buộc ngưỡng chặn của mục bằng nhau. Tiêu chí ra quyết định ở mỗi bước: ΔCFI ≤ 0,01 (Cheung &amp; Rensvold 2002), kết hợp với ΔRMSEA ≤ 0,015 (Chen 2007). Nếu một cấp thất bại, chúng tôi thử bất biến từng phần bằng cách nới tối đa 20% chỉ báo trong mỗi thang, có báo cáo chi tiết các mục cần nới.</w:t>
+        <w:t>Bước 2 — Bất biến thang đo qua phân tích nhân tố khẳng định đa nhóm (CFA). Chúng tôi kiểm chứng bất biến qua ba cấp tuần tự. Cấp 1 (bất biến cấu hình): chúng tôi kiểm chứng xem cùng cấu trúc nhân tố — cùng mục tải lên cùng nhân tố tiềm ẩn — có giữ nguyên ở cả hai nhóm không. Cấp 2 (bất biến hệ số tải): trên nền cấu hình, chúng tôi bổ sung ràng buộc hệ số tải nhân tố bằng nhau giữa các nhóm. Cấp 3 (bất biến ngưỡng): trên nền hệ số tải, chúng tôi bổ sung ràng buộc ngưỡng chặn của mục bằng nhau. Tiêu chí ra quyết định ở mỗi bước: ΔCFI ≤ 0,01 (Cheung &amp; Rensvold 2002), kết hợp với ΔRMSEA ≤ 0,015 (Chen 2007). Nếu một cấp thất bại, chúng tôi thử bất biến từng phần bằng cách nới tối đa 20% chỉ báo trong mỗi thang, có báo cáo chi tiết các mục cần nới. Một bài tổng quan có hệ thống gần đây về bất biến đo lường ở 11 thang đo trầm cảm trẻ em/vị thành niên tìm thấy hỗ trợ sơ bộ cho bất biến giới, mặc dù bất biến từng phần ở cấp mục (ví dụ mục "khóc" có hệ số tải cao hơn ở nữ) được quan sát thấy ở nhiều thang (Schlechter và cs. 2024).</w:t>
       </w:r>
     </w:p>
     <w:p>
@@ -1514,7 +1514,7 @@
           <w:rFonts w:ascii="Times New Roman" w:hAnsi="Times New Roman"/>
           <w:sz w:val="22"/>
         </w:rPr>
-        <w:t>Argument 4 — School-based vs market-panel context. Our data were collected in classroom contexts during normal school hours, with researchers present to answer questions; Jefferies' data came from online market panels in which young adults completed the Social Interaction Anxiety Scale via web survey. These contexts elicit very different self-disclosure norms. Adolescents in classroom settings may be more attuned to peer judgment and report anxiety more honestly when guaranteed confidentiality; young adults in market panels may be more career-focused and minimize anxiety symptoms. The contextual difference may not eliminate Jefferies' findings but may explain why some gender differences attenuate across data-collection contexts.</w:t>
+        <w:t>Argument 4 — School-based vs market-panel context. Note also that Sideridis &amp; Alghamdi (2023) established measurement invariance of a 4-domain bullying structure (verbal, physical, relational, cyber) across gender in middle school, supporting the validity of cross-gender bullying comparisons in our cohort. Our data were collected in classroom contexts during normal school hours, with researchers present to answer questions; Jefferies' data came from online market panels in which young adults completed the Social Interaction Anxiety Scale via web survey. These contexts elicit very different self-disclosure norms. Adolescents in classroom settings may be more attuned to peer judgment and report anxiety more honestly when guaranteed confidentiality; young adults in market panels may be more career-focused and minimize anxiety symptoms. The contextual difference may not eliminate Jefferies' findings but may explain why some gender differences attenuate across data-collection contexts.</w:t>
       </w:r>
     </w:p>
     <w:p>
@@ -1530,7 +1530,7 @@
           <w:color w:val="333333"/>
           <w:sz w:val="22"/>
         </w:rPr>
-        <w:t>Luận chứng 4 — Bối cảnh khảo sát tại trường so với hội đoàn trực tuyến. Dữ liệu của chúng tôi được thu thập trong bối cảnh lớp học trong giờ học bình thường, với nhà nghiên cứu có mặt để trả lời thắc mắc; dữ liệu của Jefferies đến từ các hội đoàn trực tuyến trong đó thanh niên hoàn thành Thang Lo âu Tương tác Xã hội qua khảo sát web. Hai bối cảnh này gợi ra các chuẩn mực bộc lộ bản thân rất khác nhau. Vị thành niên trong lớp học có thể nhạy bén hơn với sự đánh giá từ bạn bè và báo cáo lo âu chân thực hơn khi được bảo đảm bảo mật; thanh niên trong hội đoàn trực tuyến có thể tập trung vào sự nghiệp hơn và giảm thiểu các triệu chứng lo âu. Khác biệt bối cảnh có thể không xóa bỏ phát hiện của Jefferies nhưng có thể lý giải một số khác biệt giới giảm đi qua các bối cảnh thu thập dữ liệu.</w:t>
+        <w:t>Luận chứng 4 — Bối cảnh khảo sát tại trường so với hội đoàn trực tuyến. Cũng cần lưu ý Sideridis &amp; Alghamdi (2023) đã thiết lập bất biến đo lường của cấu trúc bắt nạt 4 chiều (lời nói, thể chất, quan hệ, mạng) qua giới ở học sinh trung học cơ sở, hỗ trợ tính hợp lệ của so sánh bắt nạt theo giới trong cohort của chúng tôi. Dữ liệu của chúng tôi được thu thập trong bối cảnh lớp học trong giờ học bình thường, với nhà nghiên cứu có mặt để trả lời thắc mắc; dữ liệu của Jefferies đến từ các hội đoàn trực tuyến trong đó thanh niên hoàn thành Thang Lo âu Tương tác Xã hội qua khảo sát web. Hai bối cảnh này gợi ra các chuẩn mực bộc lộ bản thân rất khác nhau. Vị thành niên trong lớp học có thể nhạy bén hơn với sự đánh giá từ bạn bè và báo cáo lo âu chân thực hơn khi được bảo đảm bảo mật; thanh niên trong hội đoàn trực tuyến có thể tập trung vào sự nghiệp hơn và giảm thiểu các triệu chứng lo âu. Khác biệt bối cảnh có thể không xóa bỏ phát hiện của Jefferies nhưng có thể lý giải một số khác biệt giới giảm đi qua các bối cảnh thu thập dữ liệu.</w:t>
       </w:r>
     </w:p>
     <w:p>
@@ -1692,7 +1692,7 @@
           <w:rFonts w:ascii="Times New Roman" w:hAnsi="Times New Roman"/>
           <w:sz w:val="22"/>
         </w:rPr>
-        <w:t>For boys, interventions may benefit from emotion identification and labeling exercises, since boys are socialized to suppress affective awareness and may under-report anxiety even when clinically present. School-based programs such as FRIENDS for Life and OurFutures — both with established evidence in mixed-gender samples — should be tested in gender-stratified randomized controlled trials (RCTs) in Vietnamese schools to determine whether adding gender-tailored components produces incremental benefit beyond gender-neutral protocols.</w:t>
+        <w:t>For boys, interventions may benefit from emotion identification and labeling exercises, since boys are socialized to suppress affective awareness and may under-report anxiety even when clinically present. Recent Vietnamese cohort evidence provides direct context: Pham et al. (2024) found 40.6% anxiety prevalence in 3,910 Hanoi high school students, with academic stress, peer relationships, and parental pressure identified as primary sources; Nguyen et al. (2024) identified satisfaction with friendships and teacher support as key protective factors. School-based programs such as FRIENDS for Life and OurFutures — both with established evidence in mixed-gender samples — should be tested in gender-stratified randomized controlled trials (RCTs) in Vietnamese schools to determine whether adding gender-tailored components produces incremental benefit beyond gender-neutral protocols.</w:t>
       </w:r>
     </w:p>
     <w:p>
@@ -1708,7 +1708,7 @@
           <w:color w:val="333333"/>
           <w:sz w:val="22"/>
         </w:rPr>
-        <w:t>Với nam, các can thiệp có thể hưởng lợi từ các bài tập nhận diện và đặt tên cảm xúc, vì nam được xã hội hóa để kìm nén nhận thức cảm xúc và có thể báo cáo dưới mức về lo âu ngay cả khi có biểu hiện lâm sàng. Các chương trình tại trường như FRIENDS for Life và OurFutures — cả hai đều có bằng chứng thiết lập trong các mẫu hỗn hợp giới — nên được kiểm chứng trong các thử nghiệm có đối chứng ngẫu nhiên (RCT) phân tầng theo giới ở trường học Việt Nam để xác định xem việc thêm các thành phần đặc thù giới có tạo lợi ích tăng thêm vượt qua các giao thức trung lập về giới không.</w:t>
+        <w:t>Với nam, các can thiệp có thể hưởng lợi từ các bài tập nhận diện và đặt tên cảm xúc, vì nam được xã hội hóa để kìm nén nhận thức cảm xúc và có thể báo cáo dưới mức về lo âu ngay cả khi có biểu hiện lâm sàng. Bằng chứng cohort Việt Nam gần đây cung cấp bối cảnh trực tiếp: Pham và cs. (2024) tìm thấy 40,6% tỷ lệ lo âu ở 3.910 học sinh trung học phổ thông Hà Nội, với áp lực học tập, quan hệ bạn bè, và áp lực từ cha mẹ là các nguồn chính; Nguyen và cs. (2024) nhận diện sự hài lòng với tình bạn và sự hỗ trợ từ thầy cô là yếu tố bảo vệ quan trọng. Các chương trình tại trường như FRIENDS for Life và OurFutures — cả hai đều có bằng chứng thiết lập trong các mẫu hỗn hợp giới — nên được kiểm chứng trong các thử nghiệm có đối chứng ngẫu nhiên (RCT) phân tầng theo giới ở trường học Việt Nam để xác định xem việc thêm các thành phần đặc thù giới có tạo lợi ích tăng thêm vượt qua các giao thức trung lập về giới không.</w:t>
       </w:r>
     </w:p>
     <w:p>
@@ -1736,7 +1736,7 @@
           <w:rFonts w:ascii="Times New Roman" w:hAnsi="Times New Roman"/>
           <w:sz w:val="22"/>
         </w:rPr>
-        <w:t>We acknowledge four major limitations. First, the cross-sectional design precludes causal inference: we cannot infer that bullying CAUSES SAD more strongly in girls; we can only state that the association is stronger. Longitudinal follow-up is necessary to establish temporal precedence. Second, the single-site Hanoi sample limits generalization to rural Vietnamese youth and ethnic-minority youth (Vietnam has 54 recognized ethnic groups; our sample is predominantly Kinh). Third, self-report instruments are subject to social desirability bias and to gender-biased disclosure norms; girls may be more willing to acknowledge anxiety than boys, which would inflate the observed gender difference. Fourth, single-time-point measurement does not capture developmental trajectories — we cannot test whether gender differences emerge, peak, or fade within our age window.</w:t>
+        <w:t>We acknowledge four major limitations. First, the cross-sectional design precludes causal inference: we cannot infer that bullying CAUSES SAD more strongly in girls; we can only state that the association is stronger. Longitudinal follow-up is necessary to establish temporal precedence. Second, the single-site Hanoi sample limits generalization to rural Vietnamese youth and ethnic-minority youth (Vietnam has 54 recognized ethnic groups; our sample is predominantly Kinh). Third, self-report instruments are subject to social desirability bias and to gender-biased disclosure norms; girls may be more willing to acknowledge anxiety than boys, which would inflate the observed gender difference. Fourth, single-time-point measurement does not capture developmental trajectories — we cannot test whether gender differences emerge, peak, or fade within our age window. Fifth, while pre-registration improves transparency and statistical planning, recent empirical evidence suggests it may not fully eliminate p-hacking or HARKing (van den Akker et al. 2024); we therefore complement pre-registration with sensitivity analyses (Step 5 in Methods).</w:t>
       </w:r>
     </w:p>
     <w:p>
@@ -1752,7 +1752,7 @@
           <w:color w:val="333333"/>
           <w:sz w:val="22"/>
         </w:rPr>
-        <w:t>Chúng tôi thừa nhận bốn hạn chế chính. Thứ nhất, thiết kế cắt ngang không cho phép suy luận nhân quả: chúng tôi không thể kết luận rằng bị bắt nạt GÂY RA SAD mạnh hơn ở nữ; chỉ có thể nói rằng mối liên quan mạnh hơn. Theo dõi dọc là cần thiết để thiết lập trình tự thời gian. Thứ hai, mẫu một địa điểm Hà Nội hạn chế khả năng tổng quát hóa cho thanh thiếu niên Việt Nam ở nông thôn và thanh thiếu niên dân tộc thiểu số (Việt Nam có 54 dân tộc được công nhận; mẫu của chúng tôi chủ yếu là người Kinh). Thứ ba, công cụ tự báo cáo chịu sai lệch do mong muốn xã hội và các chuẩn mực bộc lộ thiên lệch theo giới; nữ có thể sẵn lòng thừa nhận lo âu hơn nam, điều này sẽ phóng đại khác biệt giới quan sát được. Thứ tư, đo lường một thời điểm không bắt được quỹ đạo phát triển — chúng tôi không thể kiểm chứng liệu khác biệt giới xuất hiện, đạt đỉnh, hay phai dần trong cửa sổ tuổi của mẫu.</w:t>
+        <w:t>Chúng tôi thừa nhận bốn hạn chế chính. Thứ nhất, thiết kế cắt ngang không cho phép suy luận nhân quả: chúng tôi không thể kết luận rằng bị bắt nạt GÂY RA SAD mạnh hơn ở nữ; chỉ có thể nói rằng mối liên quan mạnh hơn. Theo dõi dọc là cần thiết để thiết lập trình tự thời gian. Thứ hai, mẫu một địa điểm Hà Nội hạn chế khả năng tổng quát hóa cho thanh thiếu niên Việt Nam ở nông thôn và thanh thiếu niên dân tộc thiểu số (Việt Nam có 54 dân tộc được công nhận; mẫu của chúng tôi chủ yếu là người Kinh). Thứ ba, công cụ tự báo cáo chịu sai lệch do mong muốn xã hội và các chuẩn mực bộc lộ thiên lệch theo giới; nữ có thể sẵn lòng thừa nhận lo âu hơn nam, điều này sẽ phóng đại khác biệt giới quan sát được. Thứ tư, đo lường một thời điểm không bắt được quỹ đạo phát triển — chúng tôi không thể kiểm chứng liệu khác biệt giới xuất hiện, đạt đỉnh, hay phai dần trong cửa sổ tuổi của mẫu. Thứ năm, mặc dù việc đăng ký trước cải thiện tính minh bạch và lập kế hoạch thống kê, bằng chứng thực nghiệm gần đây gợi ý nó có thể không loại bỏ hoàn toàn p-hacking hay HARKing (van den Akker và cs. 2024); do đó chúng tôi bổ sung đăng ký trước bằng các phân tích độ nhạy (Bước 5 trong Phương pháp).</w:t>
       </w:r>
     </w:p>
     <w:p>
@@ -1796,7 +1796,7 @@
           <w:color w:val="333333"/>
           <w:sz w:val="22"/>
         </w:rPr>
-        <w:t>Ba ưu tiên cho nghiên cứu tương lai. Thứ nhất, một nghiên cứu cohort theo dõi mẫu hiện tại qua chuyển tiếp lên trung học phổ thông (16-18 tuổi) và vào giai đoạn đầu trưởng thành (18-22 tuổi) sẽ kiểm chứng xem khoảng cách giới có khép lại không — cung cấp kiểm định trực tiếp giả thuyết đỉnh điểm phát triển và sự lý giải dứt khoát với Jefferies &amp; Ungar (2020). Thứ hai, lặp lại SEM đa nhóm trên các cohort Việt Nam ở nông thôn và dân tộc thiểu số sẽ kiểm chứng các giả thuyết về sự điều tiết bởi văn hóa. Thứ ba, bài Q4 đã lên kế hoạch của chúng tôi áp dụng phân tích hồ sơ tiềm ẩn (LPA) cho cùng cohort để xác định các hồ sơ phân loại lấy con người làm trung tâm — bổ sung cho các phát hiện lấy biến làm trung tâm ở đây bằng một phân loại lấy con người làm trung tâm về lo âu vị thành niên Việt Nam. Một nghiên cứu định tính đồng hành thăm dò các chuẩn mực bộc lộ cảm xúc theo giới cũng đã được lên kế hoạch để làm sáng tỏ VÌ SAO các đường dẫn giới khác nhau.</w:t>
+        <w:t>Ba ưu tiên cho nghiên cứu tương lai. Thứ nhất, một nghiên cứu cohort theo dõi mẫu hiện tại qua chuyển tiếp lên trung học phổ thông (16-18 tuổi) và vào giai đoạn đầu trưởng thành (18-22 tuổi) sẽ kiểm chứng xem khoảng cách giới có khép lại không — cung cấp kiểm định trực tiếp giả thuyết đỉnh điểm phát triển và sự lý giải dứt khoát với Jefferies &amp; Ungar (2020). Thứ hai, lặp lại SEM đa nhóm trên các cohort Việt Nam ở nông thôn và dân tộc thiểu số — Khảo sát Sức khỏe Tâm thần Vị thành niên Việt Nam (V-NAMHS; Viện Xã hội học Việt Nam 2022; quy trình: Erskine và cs. 2023) cung cấp một khung so sánh đại diện cấp quốc gia sẽ kiểm chứng các giả thuyết về sự điều tiết bởi văn hóa. Thứ ba, bài Q4 đã lên kế hoạch của chúng tôi áp dụng phân tích hồ sơ tiềm ẩn (LPA) cho cùng cohort để xác định các hồ sơ phân loại lấy con người làm trung tâm — bổ sung cho các phát hiện lấy biến làm trung tâm ở đây bằng một phân loại lấy con người làm trung tâm về lo âu vị thành niên Việt Nam. Một nghiên cứu định tính đồng hành thăm dò các chuẩn mực bộc lộ cảm xúc theo giới cũng đã được lên kế hoạch để làm sáng tỏ VÌ SAO các đường dẫn giới khác nhau.</w:t>
       </w:r>
     </w:p>
     <w:p>
@@ -2058,6 +2058,162 @@
           <w:sz w:val="20"/>
         </w:rPr>
         <w:t>[19] Rosenberg M. (1965). Society and the adolescent self-image. Princeton University Press.</w:t>
+      </w:r>
+    </w:p>
+    <w:p>
+      <w:pPr>
+        <w:spacing w:after="80"/>
+        <w:ind w:left="425" w:hanging="425"/>
+      </w:pPr>
+      <w:r>
+        <w:rPr>
+          <w:rFonts w:ascii="Times New Roman" w:hAnsi="Times New Roman"/>
+          <w:sz w:val="20"/>
+        </w:rPr>
+        <w:t>[20] Bie F, Yan X, Xing J, et al. Rising global burden of anxiety disorders among adolescents and young adults: trends, risk factors, and the impact of socioeconomic disparities and COVID-19 from 1990 to 2021. Front Psychiatry. 2024;15:1489427. PMID: 39691785. DOI: 10.3389/fpsyt.2024.1489427.</w:t>
+      </w:r>
+    </w:p>
+    <w:p>
+      <w:pPr>
+        <w:spacing w:after="80"/>
+        <w:ind w:left="425" w:hanging="425"/>
+      </w:pPr>
+      <w:r>
+        <w:rPr>
+          <w:rFonts w:ascii="Times New Roman" w:hAnsi="Times New Roman"/>
+          <w:sz w:val="20"/>
+        </w:rPr>
+        <w:t>[21] Salari N, Heidarian P, Hassanabadi M, et al. Global Prevalence of Social Anxiety Disorder in Children, Adolescents and Youth: A Systematic Review and Meta-analysis. J Prev. 2024;45(5):795-813. PMID: 38852119. DOI: 10.1007/s10935-024-00789-9.</w:t>
+      </w:r>
+    </w:p>
+    <w:p>
+      <w:pPr>
+        <w:spacing w:after="80"/>
+        <w:ind w:left="425" w:hanging="425"/>
+      </w:pPr>
+      <w:r>
+        <w:rPr>
+          <w:rFonts w:ascii="Times New Roman" w:hAnsi="Times New Roman"/>
+          <w:sz w:val="20"/>
+        </w:rPr>
+        <w:t>[22] Erskine HE, Blondell SJ, Enright ME, et al. Measuring the Prevalence of Mental Disorders in Adolescents in Kenya, Indonesia, and Vietnam: Study Protocol for the National Adolescent Mental Health Surveys. J Adolesc Health. 2023;72(1S):S71-S78. PMID: 36229399. DOI: 10.1016/j.jadohealth.2021.05.012.</w:t>
+      </w:r>
+    </w:p>
+    <w:p>
+      <w:pPr>
+        <w:spacing w:after="80"/>
+        <w:ind w:left="425" w:hanging="425"/>
+      </w:pPr>
+      <w:r>
+        <w:rPr>
+          <w:rFonts w:ascii="Times New Roman" w:hAnsi="Times New Roman"/>
+          <w:sz w:val="20"/>
+        </w:rPr>
+        <w:t>[23] Pham TTH, Do TT, Nguyen TL, Ngo AV. Anxiety symptoms and coping strategies among high school students in Vietnam after COVID-19 pandemic: a mixed-method evaluation. Front Public Health. 2024;12:1232856. PMID: 38435293. DOI: 10.3389/fpubh.2024.1232856.</w:t>
+      </w:r>
+    </w:p>
+    <w:p>
+      <w:pPr>
+        <w:spacing w:after="80"/>
+        <w:ind w:left="425" w:hanging="425"/>
+      </w:pPr>
+      <w:r>
+        <w:rPr>
+          <w:rFonts w:ascii="Times New Roman" w:hAnsi="Times New Roman"/>
+          <w:sz w:val="20"/>
+        </w:rPr>
+        <w:t>[24] Nguyen HTT, Tran BX, Luu HN, et al. Prevalence of depressive symptoms among urban school adolescents in Vietnam: The role of youth, family, and school relationships. J Epidemiol Popul Health. 2024;72(5):202758. PMID: 39098167. DOI: 10.1016/j.jeph.2024.202758.</w:t>
+      </w:r>
+    </w:p>
+    <w:p>
+      <w:pPr>
+        <w:spacing w:after="80"/>
+        <w:ind w:left="425" w:hanging="425"/>
+      </w:pPr>
+      <w:r>
+        <w:rPr>
+          <w:rFonts w:ascii="Times New Roman" w:hAnsi="Times New Roman"/>
+          <w:sz w:val="20"/>
+        </w:rPr>
+        <w:t>[25] Vietnam Institute of Sociology, University of Queensland, Johns Hopkins Bloomberg School of Public Health. Viet Nam Adolescent Mental Health Survey (V-NAMHS): Report on Main Findings. Hanoi: Institute of Sociology; 2022. Available at: https://publichealth.jhu.edu/sites/default/files/2025-05/VNAMHS-Report_Eng_16-Nov-2022.pdf</w:t>
+      </w:r>
+    </w:p>
+    <w:p>
+      <w:pPr>
+        <w:spacing w:after="80"/>
+        <w:ind w:left="425" w:hanging="425"/>
+      </w:pPr>
+      <w:r>
+        <w:rPr>
+          <w:rFonts w:ascii="Times New Roman" w:hAnsi="Times New Roman"/>
+          <w:sz w:val="20"/>
+        </w:rPr>
+        <w:t>[26] Schlechter P, Hillmann M, Neufeld SAS. Gender, age, and longitudinal measurement invariance of child and adolescent depression scales: A systematic review. Clin Psychol Rev. 2024;113:102481. PMID: 39168055. DOI: 10.1016/j.cpr.2024.102481.</w:t>
+      </w:r>
+    </w:p>
+    <w:p>
+      <w:pPr>
+        <w:spacing w:after="80"/>
+        <w:ind w:left="425" w:hanging="425"/>
+      </w:pPr>
+      <w:r>
+        <w:rPr>
+          <w:rFonts w:ascii="Times New Roman" w:hAnsi="Times New Roman"/>
+          <w:sz w:val="20"/>
+        </w:rPr>
+        <w:t>[27] Cervin M, Veas A, Piqueras JA, Martínez-González AE. A multi-group confirmatory factor analysis of the revised children's anxiety and depression scale (RCADS) in Spain, Chile and Sweden. J Affect Disord. 2022;310:228-234. PMID: 35561880. DOI: 10.1016/j.jad.2022.05.031.</w:t>
+      </w:r>
+    </w:p>
+    <w:p>
+      <w:pPr>
+        <w:spacing w:after="80"/>
+        <w:ind w:left="425" w:hanging="425"/>
+      </w:pPr>
+      <w:r>
+        <w:rPr>
+          <w:rFonts w:ascii="Times New Roman" w:hAnsi="Times New Roman"/>
+          <w:sz w:val="20"/>
+        </w:rPr>
+        <w:t>[28] Sideridis G, Alghamdi MH. Bullying in middle school: Evidence for a multidimensional structure and measurement invariance across gender. Children (Basel). 2023;10(5):873. PMID: 37238421. DOI: 10.3390/children10050873.</w:t>
+      </w:r>
+    </w:p>
+    <w:p>
+      <w:pPr>
+        <w:spacing w:after="80"/>
+        <w:ind w:left="425" w:hanging="425"/>
+      </w:pPr>
+      <w:r>
+        <w:rPr>
+          <w:rFonts w:ascii="Times New Roman" w:hAnsi="Times New Roman"/>
+          <w:sz w:val="20"/>
+        </w:rPr>
+        <w:t>[29] Appelbaum M, Cooper H, Kline RB, Mayo-Wilson E, Nezu AM, Rao SM. Journal article reporting standards for quantitative research in psychology: The APA Publications and Communications Board task force report. Am Psychol. 2018;73(1):3-25. PMID: 29345484. DOI: 10.1037/amp0000191.</w:t>
+      </w:r>
+    </w:p>
+    <w:p>
+      <w:pPr>
+        <w:spacing w:after="80"/>
+        <w:ind w:left="425" w:hanging="425"/>
+      </w:pPr>
+      <w:r>
+        <w:rPr>
+          <w:rFonts w:ascii="Times New Roman" w:hAnsi="Times New Roman"/>
+          <w:sz w:val="20"/>
+        </w:rPr>
+        <w:t>[30] Nosek BA, Ebersole CR, DeHaven AC, Mellor DT. The preregistration revolution. Proc Natl Acad Sci USA. 2018;115(11):2600-2606. PMID: 29531091. DOI: 10.1073/pnas.1708274114.</w:t>
+      </w:r>
+    </w:p>
+    <w:p>
+      <w:pPr>
+        <w:spacing w:after="80"/>
+        <w:ind w:left="425" w:hanging="425"/>
+      </w:pPr>
+      <w:r>
+        <w:rPr>
+          <w:rFonts w:ascii="Times New Roman" w:hAnsi="Times New Roman"/>
+          <w:sz w:val="20"/>
+        </w:rPr>
+        <w:t>[31] van den Akker OR, van Assen MALM, Bakker M, et al. Preregistration in practice: A comparison of preregistered and non-preregistered studies in psychology. Behav Res Methods. 2024;56(6):5424-5433. PMID: 37950113. DOI: 10.3758/s13428-023-02277-0.</w:t>
       </w:r>
     </w:p>
     <w:sectPr>
